--- a/Business_Template.docx
+++ b/Business_Template.docx
@@ -4457,7 +4457,7 @@
           <w:szCs w:val="24"/>
           <w:lang w:val="en-TR"/>
         </w:rPr>
-        <w:pict w14:anchorId="3BEDAE06">
+        <w:pict w14:anchorId="29A810BB">
           <v:rect id="_x0000_i1031" alt="" style="width:468pt;height:.05pt;mso-width-percent:0;mso-height-percent:0;mso-width-percent:0;mso-height-percent:0" o:hralign="center" o:hrstd="t" o:hr="t" fillcolor="#a0a0a0" stroked="f"/>
         </w:pict>
       </w:r>
@@ -5115,7 +5115,7 @@
           <w:szCs w:val="24"/>
           <w:lang w:val="en-TR"/>
         </w:rPr>
-        <w:pict w14:anchorId="3E689C96">
+        <w:pict w14:anchorId="0528C35B">
           <v:rect id="_x0000_i1030" alt="" style="width:468pt;height:.05pt;mso-width-percent:0;mso-height-percent:0;mso-width-percent:0;mso-height-percent:0" o:hralign="center" o:hrstd="t" o:hr="t" fillcolor="#a0a0a0" stroked="f"/>
         </w:pict>
       </w:r>
@@ -5690,7 +5690,7 @@
           <w:szCs w:val="24"/>
           <w:lang w:val="en-TR"/>
         </w:rPr>
-        <w:pict w14:anchorId="0800D2FE">
+        <w:pict w14:anchorId="4BBDFF17">
           <v:rect id="_x0000_i1029" alt="" style="width:468pt;height:.05pt;mso-width-percent:0;mso-height-percent:0;mso-width-percent:0;mso-height-percent:0" o:hralign="center" o:hrstd="t" o:hr="t" fillcolor="#a0a0a0" stroked="f"/>
         </w:pict>
       </w:r>
@@ -6099,7 +6099,7 @@
           <w:szCs w:val="24"/>
           <w:lang w:val="en-TR"/>
         </w:rPr>
-        <w:pict w14:anchorId="0E424A95">
+        <w:pict w14:anchorId="740A4AC0">
           <v:rect id="_x0000_i1028" alt="" style="width:468pt;height:.05pt;mso-width-percent:0;mso-height-percent:0;mso-width-percent:0;mso-height-percent:0" o:hralign="center" o:hrstd="t" o:hr="t" fillcolor="#a0a0a0" stroked="f"/>
         </w:pict>
       </w:r>
@@ -7007,7 +7007,7 @@
           <w:szCs w:val="24"/>
           <w:lang w:val="en-TR"/>
         </w:rPr>
-        <w:pict w14:anchorId="77434E42">
+        <w:pict w14:anchorId="2A558CB8">
           <v:rect id="_x0000_i1027" alt="" style="width:468pt;height:.05pt;mso-width-percent:0;mso-height-percent:0;mso-width-percent:0;mso-height-percent:0" o:hralign="center" o:hrstd="t" o:hr="t" fillcolor="#a0a0a0" stroked="f"/>
         </w:pict>
       </w:r>
@@ -7416,7 +7416,7 @@
           <w:szCs w:val="24"/>
           <w:lang w:val="en-TR"/>
         </w:rPr>
-        <w:pict w14:anchorId="0D064239">
+        <w:pict w14:anchorId="33D496EC">
           <v:rect id="_x0000_i1026" alt="" style="width:468pt;height:.05pt;mso-width-percent:0;mso-height-percent:0;mso-width-percent:0;mso-height-percent:0" o:hralign="center" o:hrstd="t" o:hr="t" fillcolor="#a0a0a0" stroked="f"/>
         </w:pict>
       </w:r>
@@ -7742,7 +7742,7 @@
           <w:szCs w:val="24"/>
           <w:lang w:val="en-TR"/>
         </w:rPr>
-        <w:pict w14:anchorId="540AB20B">
+        <w:pict w14:anchorId="0B3690F9">
           <v:rect id="_x0000_i1025" alt="" style="width:468pt;height:.05pt;mso-width-percent:0;mso-height-percent:0;mso-width-percent:0;mso-height-percent:0" o:hralign="center" o:hrstd="t" o:hr="t" fillcolor="#a0a0a0" stroked="f"/>
         </w:pict>
       </w:r>
@@ -8202,12 +8202,265 @@
     </w:p>
     <w:p>
       <w:pPr>
+        <w:pStyle w:val="BodyText"/>
+      </w:pPr>
+    </w:p>
+    <w:p>
+      <w:pPr>
+        <w:pStyle w:val="font-claude-response-body"/>
+      </w:pPr>
+      <w:r>
+        <w:rPr>
+          <w:rStyle w:val="Strong"/>
+        </w:rPr>
+        <w:t>2.1 Design Process</w:t>
+      </w:r>
+    </w:p>
+    <w:p>
+      <w:pPr>
+        <w:pStyle w:val="font-claude-response-body"/>
+      </w:pPr>
+      <w:r>
+        <w:t>In this stage, I analyzed two source datasets (SRC_CASH_SALES and SRC_CARD_SALES) and designed the BL_3NF layer tables accordingly.</w:t>
+      </w:r>
+    </w:p>
+    <w:p>
+      <w:pPr>
+        <w:pStyle w:val="font-claude-response-body"/>
+      </w:pPr>
+      <w:r>
+        <w:t>The first challenge I faced was understanding why we need a separate 3NF layer at all. I learned that the 3NF layer sits between the raw staging data and the final dimensional model — it cleanses, normalizes, and merges data from multiple sources before it reaches the DM layer.</w:t>
+      </w:r>
+    </w:p>
+    <w:p>
+      <w:pPr>
+        <w:pStyle w:val="font-claude-response-body"/>
+      </w:pPr>
+      <w:r>
+        <w:t>One of the most important decisions was choosing which table to apply SCD Type 2. I initially considered DIM_DATE and DIM_RETURNED, but after thinking through it, I realized that CE_CUSTOMERS_SCD was the most suitable choice — customer attributes like segment can change over time, and tracking that history is valuable for business analysis.</w:t>
+      </w:r>
+    </w:p>
+    <w:p>
+      <w:pPr>
+        <w:pStyle w:val="font-claude-response-body"/>
+      </w:pPr>
+      <w:r>
+        <w:t xml:space="preserve">Another concept I had to understand deeply was the Source Triplet (SOURCE_SYSTEM, SOURCE_ENTITY, SOURCE_ID). At first it was not clear to me why we need three separate </w:t>
+      </w:r>
+      <w:r>
+        <w:lastRenderedPageBreak/>
+        <w:t>columns just to track where data comes from. I learned that these columns allow us to trace any data record all the way back to its original source — which is critical when incorrect data appears in reports.</w:t>
+      </w:r>
+    </w:p>
+    <w:p>
+      <w:pPr>
+        <w:pStyle w:val="font-claude-response-body"/>
+      </w:pPr>
+      <w:r>
+        <w:t>I also learned the difference between INSERT_DT and UPDATE_DT in SCD Type 1, and why SCD Type 2 replaces UPDATE_DT with START_DT, END_DT and IS_ACTIVE instead — because in SCD Type 2 we never update a row, we always insert a new one.</w:t>
+      </w:r>
+    </w:p>
+    <w:p>
+      <w:pPr>
+        <w:pStyle w:val="font-claude-response-body"/>
+      </w:pPr>
+      <w:r>
+        <w:t>The following tables were designed for the BL_3NF layer:</w:t>
+      </w:r>
+    </w:p>
+    <w:p>
+      <w:pPr>
+        <w:pStyle w:val="font-claude-response-body"/>
+        <w:numPr>
+          <w:ilvl w:val="0"/>
+          <w:numId w:val="24"/>
+        </w:numPr>
+      </w:pPr>
+      <w:r>
+        <w:rPr>
+          <w:rStyle w:val="Strong"/>
+        </w:rPr>
+        <w:t>CE_CUSTOMERS_SCD</w:t>
+      </w:r>
+      <w:r>
+        <w:t xml:space="preserve"> — SCD Type 2. Customer segment and other attributes may change over time.</w:t>
+      </w:r>
+    </w:p>
+    <w:p>
+      <w:pPr>
+        <w:pStyle w:val="font-claude-response-body"/>
+        <w:numPr>
+          <w:ilvl w:val="0"/>
+          <w:numId w:val="24"/>
+        </w:numPr>
+      </w:pPr>
+      <w:r>
+        <w:rPr>
+          <w:rStyle w:val="Strong"/>
+        </w:rPr>
+        <w:t>CE_LOCATIONS</w:t>
+      </w:r>
+      <w:r>
+        <w:t xml:space="preserve"> — SCD Type 1. Location data is overwritten when changed.</w:t>
+      </w:r>
+    </w:p>
+    <w:p>
+      <w:pPr>
+        <w:pStyle w:val="font-claude-response-body"/>
+        <w:numPr>
+          <w:ilvl w:val="0"/>
+          <w:numId w:val="24"/>
+        </w:numPr>
+      </w:pPr>
+      <w:r>
+        <w:rPr>
+          <w:rStyle w:val="Strong"/>
+        </w:rPr>
+        <w:t>CE_PRODUCTS</w:t>
+      </w:r>
+      <w:r>
+        <w:t xml:space="preserve"> — SCD Type 1.</w:t>
+      </w:r>
+    </w:p>
+    <w:p>
+      <w:pPr>
+        <w:pStyle w:val="font-claude-response-body"/>
+        <w:numPr>
+          <w:ilvl w:val="0"/>
+          <w:numId w:val="24"/>
+        </w:numPr>
+      </w:pPr>
+      <w:r>
+        <w:rPr>
+          <w:rStyle w:val="Strong"/>
+        </w:rPr>
+        <w:t>CE_EMPLOYEES</w:t>
+      </w:r>
+      <w:r>
+        <w:t xml:space="preserve"> — SCD Type 1.</w:t>
+      </w:r>
+    </w:p>
+    <w:p>
+      <w:pPr>
+        <w:pStyle w:val="font-claude-response-body"/>
+        <w:numPr>
+          <w:ilvl w:val="0"/>
+          <w:numId w:val="24"/>
+        </w:numPr>
+      </w:pPr>
+      <w:r>
+        <w:rPr>
+          <w:rStyle w:val="Strong"/>
+        </w:rPr>
+        <w:t>CE_PAYMENTS</w:t>
+      </w:r>
+      <w:r>
+        <w:t xml:space="preserve"> — SCD Type 1.</w:t>
+      </w:r>
+    </w:p>
+    <w:p>
+      <w:pPr>
+        <w:pStyle w:val="font-claude-response-body"/>
+        <w:numPr>
+          <w:ilvl w:val="0"/>
+          <w:numId w:val="24"/>
+        </w:numPr>
+      </w:pPr>
+      <w:r>
+        <w:rPr>
+          <w:rStyle w:val="Strong"/>
+        </w:rPr>
+        <w:t>CE_SHIP_MODES</w:t>
+      </w:r>
+      <w:r>
+        <w:t xml:space="preserve"> — SCD Type 1.</w:t>
+      </w:r>
+    </w:p>
+    <w:p>
+      <w:pPr>
+        <w:pStyle w:val="font-claude-response-body"/>
+        <w:numPr>
+          <w:ilvl w:val="0"/>
+          <w:numId w:val="24"/>
+        </w:numPr>
+      </w:pPr>
+      <w:r>
+        <w:rPr>
+          <w:rStyle w:val="Strong"/>
+        </w:rPr>
+        <w:t>CE_RETURNED</w:t>
+      </w:r>
+      <w:r>
+        <w:t xml:space="preserve"> — SCD Type 1.</w:t>
+      </w:r>
+    </w:p>
+    <w:p>
+      <w:pPr>
+        <w:pStyle w:val="font-claude-response-body"/>
+      </w:pPr>
+      <w:r>
+        <w:rPr>
+          <w:rStyle w:val="Strong"/>
+        </w:rPr>
+        <w:lastRenderedPageBreak/>
+        <w:t>2.2 3NF Model</w:t>
+      </w:r>
+      <w:r>
+        <w:rPr>
+          <w:noProof/>
+        </w:rPr>
+        <w:drawing>
+          <wp:inline distT="0" distB="0" distL="0" distR="0" wp14:anchorId="51E12F60" wp14:editId="0920BFCC">
+            <wp:extent cx="5941695" cy="7721600"/>
+            <wp:effectExtent l="0" t="0" r="1905" b="0"/>
+            <wp:docPr id="605321798" name="Picture 4" descr="A screenshot of a computer&#10;&#10;AI-generated content may be incorrect."/>
+            <wp:cNvGraphicFramePr>
+              <a:graphicFrameLocks xmlns:a="http://schemas.openxmlformats.org/drawingml/2006/main" noChangeAspect="1"/>
+            </wp:cNvGraphicFramePr>
+            <a:graphic xmlns:a="http://schemas.openxmlformats.org/drawingml/2006/main">
+              <a:graphicData uri="http://schemas.openxmlformats.org/drawingml/2006/picture">
+                <pic:pic xmlns:pic="http://schemas.openxmlformats.org/drawingml/2006/picture">
+                  <pic:nvPicPr>
+                    <pic:cNvPr id="605321798" name="Picture 4" descr="A screenshot of a computer&#10;&#10;AI-generated content may be incorrect."/>
+                    <pic:cNvPicPr/>
+                  </pic:nvPicPr>
+                  <pic:blipFill>
+                    <a:blip r:embed="rId12">
+                      <a:extLst>
+                        <a:ext uri="{28A0092B-C50C-407E-A947-70E740481C1C}">
+                          <a14:useLocalDpi xmlns:a14="http://schemas.microsoft.com/office/drawing/2010/main" val="0"/>
+                        </a:ext>
+                      </a:extLst>
+                    </a:blip>
+                    <a:stretch>
+                      <a:fillRect/>
+                    </a:stretch>
+                  </pic:blipFill>
+                  <pic:spPr>
+                    <a:xfrm>
+                      <a:off x="0" y="0"/>
+                      <a:ext cx="5941695" cy="7721600"/>
+                    </a:xfrm>
+                    <a:prstGeom prst="rect">
+                      <a:avLst/>
+                    </a:prstGeom>
+                  </pic:spPr>
+                </pic:pic>
+              </a:graphicData>
+            </a:graphic>
+          </wp:inline>
+        </w:drawing>
+      </w:r>
+    </w:p>
+    <w:p>
+      <w:pPr>
         <w:pStyle w:val="Heading1"/>
         <w:ind w:left="431" w:hanging="431"/>
       </w:pPr>
       <w:bookmarkStart w:id="25" w:name="_Toc155614193"/>
       <w:bookmarkEnd w:id="23"/>
       <w:r>
+        <w:lastRenderedPageBreak/>
         <w:t>Business Layer Dimensional Model</w:t>
       </w:r>
       <w:bookmarkEnd w:id="25"/>
@@ -8254,9 +8507,9 @@
       </w:pPr>
     </w:p>
     <w:sectPr>
-      <w:headerReference w:type="default" r:id="rId12"/>
-      <w:footerReference w:type="default" r:id="rId13"/>
-      <w:footerReference w:type="first" r:id="rId14"/>
+      <w:headerReference w:type="default" r:id="rId13"/>
+      <w:footerReference w:type="default" r:id="rId14"/>
+      <w:footerReference w:type="first" r:id="rId15"/>
       <w:pgSz w:w="11909" w:h="16834" w:code="9"/>
       <w:pgMar w:top="1134" w:right="851" w:bottom="1134" w:left="1134" w:header="720" w:footer="720" w:gutter="567"/>
       <w:cols w:space="720"/>
@@ -10540,6 +10793,155 @@
     </w:lvl>
   </w:abstractNum>
   <w:abstractNum w:abstractNumId="17" w15:restartNumberingAfterBreak="0">
+    <w:nsid w:val="70374215"/>
+    <w:multiLevelType w:val="multilevel"/>
+    <w:tmpl w:val="AEAC9EEC"/>
+    <w:lvl w:ilvl="0">
+      <w:start w:val="1"/>
+      <w:numFmt w:val="bullet"/>
+      <w:lvlText w:val=""/>
+      <w:lvlJc w:val="left"/>
+      <w:pPr>
+        <w:tabs>
+          <w:tab w:val="num" w:pos="720"/>
+        </w:tabs>
+        <w:ind w:left="720" w:hanging="360"/>
+      </w:pPr>
+      <w:rPr>
+        <w:rFonts w:ascii="Symbol" w:hAnsi="Symbol" w:hint="default"/>
+        <w:sz w:val="20"/>
+      </w:rPr>
+    </w:lvl>
+    <w:lvl w:ilvl="1" w:tentative="1">
+      <w:start w:val="1"/>
+      <w:numFmt w:val="bullet"/>
+      <w:lvlText w:val="o"/>
+      <w:lvlJc w:val="left"/>
+      <w:pPr>
+        <w:tabs>
+          <w:tab w:val="num" w:pos="1440"/>
+        </w:tabs>
+        <w:ind w:left="1440" w:hanging="360"/>
+      </w:pPr>
+      <w:rPr>
+        <w:rFonts w:ascii="Courier New" w:hAnsi="Courier New" w:hint="default"/>
+        <w:sz w:val="20"/>
+      </w:rPr>
+    </w:lvl>
+    <w:lvl w:ilvl="2" w:tentative="1">
+      <w:start w:val="1"/>
+      <w:numFmt w:val="bullet"/>
+      <w:lvlText w:val=""/>
+      <w:lvlJc w:val="left"/>
+      <w:pPr>
+        <w:tabs>
+          <w:tab w:val="num" w:pos="2160"/>
+        </w:tabs>
+        <w:ind w:left="2160" w:hanging="360"/>
+      </w:pPr>
+      <w:rPr>
+        <w:rFonts w:ascii="Wingdings" w:hAnsi="Wingdings" w:hint="default"/>
+        <w:sz w:val="20"/>
+      </w:rPr>
+    </w:lvl>
+    <w:lvl w:ilvl="3" w:tentative="1">
+      <w:start w:val="1"/>
+      <w:numFmt w:val="bullet"/>
+      <w:lvlText w:val=""/>
+      <w:lvlJc w:val="left"/>
+      <w:pPr>
+        <w:tabs>
+          <w:tab w:val="num" w:pos="2880"/>
+        </w:tabs>
+        <w:ind w:left="2880" w:hanging="360"/>
+      </w:pPr>
+      <w:rPr>
+        <w:rFonts w:ascii="Wingdings" w:hAnsi="Wingdings" w:hint="default"/>
+        <w:sz w:val="20"/>
+      </w:rPr>
+    </w:lvl>
+    <w:lvl w:ilvl="4" w:tentative="1">
+      <w:start w:val="1"/>
+      <w:numFmt w:val="bullet"/>
+      <w:lvlText w:val=""/>
+      <w:lvlJc w:val="left"/>
+      <w:pPr>
+        <w:tabs>
+          <w:tab w:val="num" w:pos="3600"/>
+        </w:tabs>
+        <w:ind w:left="3600" w:hanging="360"/>
+      </w:pPr>
+      <w:rPr>
+        <w:rFonts w:ascii="Wingdings" w:hAnsi="Wingdings" w:hint="default"/>
+        <w:sz w:val="20"/>
+      </w:rPr>
+    </w:lvl>
+    <w:lvl w:ilvl="5" w:tentative="1">
+      <w:start w:val="1"/>
+      <w:numFmt w:val="bullet"/>
+      <w:lvlText w:val=""/>
+      <w:lvlJc w:val="left"/>
+      <w:pPr>
+        <w:tabs>
+          <w:tab w:val="num" w:pos="4320"/>
+        </w:tabs>
+        <w:ind w:left="4320" w:hanging="360"/>
+      </w:pPr>
+      <w:rPr>
+        <w:rFonts w:ascii="Wingdings" w:hAnsi="Wingdings" w:hint="default"/>
+        <w:sz w:val="20"/>
+      </w:rPr>
+    </w:lvl>
+    <w:lvl w:ilvl="6" w:tentative="1">
+      <w:start w:val="1"/>
+      <w:numFmt w:val="bullet"/>
+      <w:lvlText w:val=""/>
+      <w:lvlJc w:val="left"/>
+      <w:pPr>
+        <w:tabs>
+          <w:tab w:val="num" w:pos="5040"/>
+        </w:tabs>
+        <w:ind w:left="5040" w:hanging="360"/>
+      </w:pPr>
+      <w:rPr>
+        <w:rFonts w:ascii="Wingdings" w:hAnsi="Wingdings" w:hint="default"/>
+        <w:sz w:val="20"/>
+      </w:rPr>
+    </w:lvl>
+    <w:lvl w:ilvl="7" w:tentative="1">
+      <w:start w:val="1"/>
+      <w:numFmt w:val="bullet"/>
+      <w:lvlText w:val=""/>
+      <w:lvlJc w:val="left"/>
+      <w:pPr>
+        <w:tabs>
+          <w:tab w:val="num" w:pos="5760"/>
+        </w:tabs>
+        <w:ind w:left="5760" w:hanging="360"/>
+      </w:pPr>
+      <w:rPr>
+        <w:rFonts w:ascii="Wingdings" w:hAnsi="Wingdings" w:hint="default"/>
+        <w:sz w:val="20"/>
+      </w:rPr>
+    </w:lvl>
+    <w:lvl w:ilvl="8" w:tentative="1">
+      <w:start w:val="1"/>
+      <w:numFmt w:val="bullet"/>
+      <w:lvlText w:val=""/>
+      <w:lvlJc w:val="left"/>
+      <w:pPr>
+        <w:tabs>
+          <w:tab w:val="num" w:pos="6480"/>
+        </w:tabs>
+        <w:ind w:left="6480" w:hanging="360"/>
+      </w:pPr>
+      <w:rPr>
+        <w:rFonts w:ascii="Wingdings" w:hAnsi="Wingdings" w:hint="default"/>
+        <w:sz w:val="20"/>
+      </w:rPr>
+    </w:lvl>
+  </w:abstractNum>
+  <w:abstractNum w:abstractNumId="18" w15:restartNumberingAfterBreak="0">
     <w:nsid w:val="7ECA4DDE"/>
     <w:multiLevelType w:val="hybridMultilevel"/>
     <w:tmpl w:val="220478B4"/>
@@ -10644,7 +11046,7 @@
     <w:abstractNumId w:val="4"/>
   </w:num>
   <w:num w:numId="7" w16cid:durableId="1617325366">
-    <w:abstractNumId w:val="17"/>
+    <w:abstractNumId w:val="18"/>
   </w:num>
   <w:num w:numId="8" w16cid:durableId="2131194476">
     <w:abstractNumId w:val="10"/>
@@ -10771,6 +11173,9 @@
   </w:num>
   <w:num w:numId="23" w16cid:durableId="814638447">
     <w:abstractNumId w:val="12"/>
+  </w:num>
+  <w:num w:numId="24" w16cid:durableId="607351790">
+    <w:abstractNumId w:val="17"/>
   </w:num>
 </w:numbering>
 </file>
@@ -11277,6 +11682,7 @@
   <w:style w:type="character" w:default="1" w:styleId="DefaultParagraphFont">
     <w:name w:val="Default Paragraph Font"/>
     <w:uiPriority w:val="1"/>
+    <w:semiHidden/>
     <w:unhideWhenUsed/>
   </w:style>
   <w:style w:type="table" w:default="1" w:styleId="TableNormal">
@@ -12188,12 +12594,14 @@
 </file>
 
 <file path=customXml/item1.xml><?xml version="1.0" encoding="utf-8"?>
-<?mso-contentType ?>
-<FormTemplates xmlns="http://schemas.microsoft.com/sharepoint/v3/contenttype/forms">
-  <Display>DocumentLibraryForm</Display>
-  <Edit>DocumentLibraryForm</Edit>
-  <New>DocumentLibraryForm</New>
-</FormTemplates>
+<p:properties xmlns:p="http://schemas.microsoft.com/office/2006/metadata/properties" xmlns:xsi="http://www.w3.org/2001/XMLSchema-instance" xmlns:pc="http://schemas.microsoft.com/office/infopath/2007/PartnerControls">
+  <documentManagement>
+    <TaxCatchAll xmlns="8e97eb6d-05fd-40ee-a6f0-a005700ae729" xsi:nil="true"/>
+    <lcf76f155ced4ddcb4097134ff3c332f xmlns="9ddee0d5-c530-4e53-a8a8-fd38f864669f">
+      <Terms xmlns="http://schemas.microsoft.com/office/infopath/2007/PartnerControls"/>
+    </lcf76f155ced4ddcb4097134ff3c332f>
+  </documentManagement>
+</p:properties>
 </file>
 
 <file path=customXml/item2.xml><?xml version="1.0" encoding="utf-8"?>
@@ -12426,20 +12834,21 @@
 </file>
 
 <file path=customXml/item3.xml><?xml version="1.0" encoding="utf-8"?>
-<p:properties xmlns:p="http://schemas.microsoft.com/office/2006/metadata/properties" xmlns:xsi="http://www.w3.org/2001/XMLSchema-instance" xmlns:pc="http://schemas.microsoft.com/office/infopath/2007/PartnerControls">
-  <documentManagement>
-    <TaxCatchAll xmlns="8e97eb6d-05fd-40ee-a6f0-a005700ae729" xsi:nil="true"/>
-    <lcf76f155ced4ddcb4097134ff3c332f xmlns="9ddee0d5-c530-4e53-a8a8-fd38f864669f">
-      <Terms xmlns="http://schemas.microsoft.com/office/infopath/2007/PartnerControls"/>
-    </lcf76f155ced4ddcb4097134ff3c332f>
-  </documentManagement>
-</p:properties>
+<?mso-contentType ?>
+<FormTemplates xmlns="http://schemas.microsoft.com/sharepoint/v3/contenttype/forms">
+  <Display>DocumentLibraryForm</Display>
+  <Edit>DocumentLibraryForm</Edit>
+  <New>DocumentLibraryForm</New>
+</FormTemplates>
 </file>
 
 <file path=customXml/itemProps1.xml><?xml version="1.0" encoding="utf-8"?>
-<ds:datastoreItem xmlns:ds="http://schemas.openxmlformats.org/officeDocument/2006/customXml" ds:itemID="{CEAD825D-2413-46BA-BB1F-DCE637B19B0C}">
+<ds:datastoreItem xmlns:ds="http://schemas.openxmlformats.org/officeDocument/2006/customXml" ds:itemID="{E4B4D352-B35B-4B3A-95D2-902933709BD2}">
   <ds:schemaRefs>
-    <ds:schemaRef ds:uri="http://schemas.microsoft.com/sharepoint/v3/contenttype/forms"/>
+    <ds:schemaRef ds:uri="http://schemas.microsoft.com/office/2006/metadata/properties"/>
+    <ds:schemaRef ds:uri="http://schemas.microsoft.com/office/infopath/2007/PartnerControls"/>
+    <ds:schemaRef ds:uri="8e97eb6d-05fd-40ee-a6f0-a005700ae729"/>
+    <ds:schemaRef ds:uri="9ddee0d5-c530-4e53-a8a8-fd38f864669f"/>
   </ds:schemaRefs>
 </ds:datastoreItem>
 </file>
@@ -12464,12 +12873,9 @@
 </file>
 
 <file path=customXml/itemProps3.xml><?xml version="1.0" encoding="utf-8"?>
-<ds:datastoreItem xmlns:ds="http://schemas.openxmlformats.org/officeDocument/2006/customXml" ds:itemID="{E4B4D352-B35B-4B3A-95D2-902933709BD2}">
+<ds:datastoreItem xmlns:ds="http://schemas.openxmlformats.org/officeDocument/2006/customXml" ds:itemID="{CEAD825D-2413-46BA-BB1F-DCE637B19B0C}">
   <ds:schemaRefs>
-    <ds:schemaRef ds:uri="http://schemas.microsoft.com/office/2006/metadata/properties"/>
-    <ds:schemaRef ds:uri="http://schemas.microsoft.com/office/infopath/2007/PartnerControls"/>
-    <ds:schemaRef ds:uri="8e97eb6d-05fd-40ee-a6f0-a005700ae729"/>
-    <ds:schemaRef ds:uri="9ddee0d5-c530-4e53-a8a8-fd38f864669f"/>
+    <ds:schemaRef ds:uri="http://schemas.microsoft.com/sharepoint/v3/contenttype/forms"/>
   </ds:schemaRefs>
 </ds:datastoreItem>
 </file>
--- a/Business_Template.docx
+++ b/Business_Template.docx
@@ -4457,7 +4457,7 @@
           <w:szCs w:val="24"/>
           <w:lang w:val="en-TR"/>
         </w:rPr>
-        <w:pict w14:anchorId="29A810BB">
+        <w:pict w14:anchorId="74A8E018">
           <v:rect id="_x0000_i1031" alt="" style="width:468pt;height:.05pt;mso-width-percent:0;mso-height-percent:0;mso-width-percent:0;mso-height-percent:0" o:hralign="center" o:hrstd="t" o:hr="t" fillcolor="#a0a0a0" stroked="f"/>
         </w:pict>
       </w:r>
@@ -5115,7 +5115,7 @@
           <w:szCs w:val="24"/>
           <w:lang w:val="en-TR"/>
         </w:rPr>
-        <w:pict w14:anchorId="0528C35B">
+        <w:pict w14:anchorId="6A1F68E2">
           <v:rect id="_x0000_i1030" alt="" style="width:468pt;height:.05pt;mso-width-percent:0;mso-height-percent:0;mso-width-percent:0;mso-height-percent:0" o:hralign="center" o:hrstd="t" o:hr="t" fillcolor="#a0a0a0" stroked="f"/>
         </w:pict>
       </w:r>
@@ -5690,7 +5690,7 @@
           <w:szCs w:val="24"/>
           <w:lang w:val="en-TR"/>
         </w:rPr>
-        <w:pict w14:anchorId="4BBDFF17">
+        <w:pict w14:anchorId="04B36EA0">
           <v:rect id="_x0000_i1029" alt="" style="width:468pt;height:.05pt;mso-width-percent:0;mso-height-percent:0;mso-width-percent:0;mso-height-percent:0" o:hralign="center" o:hrstd="t" o:hr="t" fillcolor="#a0a0a0" stroked="f"/>
         </w:pict>
       </w:r>
@@ -6099,7 +6099,7 @@
           <w:szCs w:val="24"/>
           <w:lang w:val="en-TR"/>
         </w:rPr>
-        <w:pict w14:anchorId="740A4AC0">
+        <w:pict w14:anchorId="43DFE45C">
           <v:rect id="_x0000_i1028" alt="" style="width:468pt;height:.05pt;mso-width-percent:0;mso-height-percent:0;mso-width-percent:0;mso-height-percent:0" o:hralign="center" o:hrstd="t" o:hr="t" fillcolor="#a0a0a0" stroked="f"/>
         </w:pict>
       </w:r>
@@ -7007,7 +7007,7 @@
           <w:szCs w:val="24"/>
           <w:lang w:val="en-TR"/>
         </w:rPr>
-        <w:pict w14:anchorId="2A558CB8">
+        <w:pict w14:anchorId="608A7D3A">
           <v:rect id="_x0000_i1027" alt="" style="width:468pt;height:.05pt;mso-width-percent:0;mso-height-percent:0;mso-width-percent:0;mso-height-percent:0" o:hralign="center" o:hrstd="t" o:hr="t" fillcolor="#a0a0a0" stroked="f"/>
         </w:pict>
       </w:r>
@@ -7416,7 +7416,7 @@
           <w:szCs w:val="24"/>
           <w:lang w:val="en-TR"/>
         </w:rPr>
-        <w:pict w14:anchorId="33D496EC">
+        <w:pict w14:anchorId="773F58EF">
           <v:rect id="_x0000_i1026" alt="" style="width:468pt;height:.05pt;mso-width-percent:0;mso-height-percent:0;mso-width-percent:0;mso-height-percent:0" o:hralign="center" o:hrstd="t" o:hr="t" fillcolor="#a0a0a0" stroked="f"/>
         </w:pict>
       </w:r>
@@ -7742,7 +7742,7 @@
           <w:szCs w:val="24"/>
           <w:lang w:val="en-TR"/>
         </w:rPr>
-        <w:pict w14:anchorId="0B3690F9">
+        <w:pict w14:anchorId="75ECBF03">
           <v:rect id="_x0000_i1025" alt="" style="width:468pt;height:.05pt;mso-width-percent:0;mso-height-percent:0;mso-width-percent:0;mso-height-percent:0" o:hralign="center" o:hrstd="t" o:hr="t" fillcolor="#a0a0a0" stroked="f"/>
         </w:pict>
       </w:r>
@@ -8460,10 +8460,898 @@
       <w:bookmarkStart w:id="25" w:name="_Toc155614193"/>
       <w:bookmarkEnd w:id="23"/>
       <w:r>
+        <w:t>Business Layer Dimensional Model</w:t>
+      </w:r>
+      <w:bookmarkEnd w:id="25"/>
+    </w:p>
+    <w:p>
+      <w:pPr>
+        <w:widowControl/>
+        <w:spacing w:before="100" w:beforeAutospacing="1" w:after="100" w:afterAutospacing="1" w:line="240" w:lineRule="auto"/>
+        <w:rPr>
+          <w:sz w:val="24"/>
+          <w:szCs w:val="24"/>
+          <w:lang w:val="en-TR"/>
+        </w:rPr>
+      </w:pPr>
+      <w:r>
+        <w:rPr>
+          <w:b/>
+          <w:bCs/>
+          <w:sz w:val="24"/>
+          <w:szCs w:val="24"/>
+          <w:lang w:val="en-TR"/>
+        </w:rPr>
+        <w:t>3.1 Design Process</w:t>
+      </w:r>
+    </w:p>
+    <w:p>
+      <w:pPr>
+        <w:widowControl/>
+        <w:spacing w:before="100" w:beforeAutospacing="1" w:after="100" w:afterAutospacing="1" w:line="240" w:lineRule="auto"/>
+        <w:rPr>
+          <w:sz w:val="24"/>
+          <w:szCs w:val="24"/>
+          <w:lang w:val="en-TR"/>
+        </w:rPr>
+      </w:pPr>
+      <w:r>
+        <w:rPr>
+          <w:sz w:val="24"/>
+          <w:szCs w:val="24"/>
+          <w:lang w:val="en-TR"/>
+        </w:rPr>
         <w:lastRenderedPageBreak/>
-        <w:t>Business Layer Dimensional Model</w:t>
-      </w:r>
-      <w:bookmarkEnd w:id="25"/>
+        <w:t>In this stage, I transformed the BL_3NF layer tables (CE_ tables) into the BL_DM layer (DIM_ and FCT_ tables) to create the final Star Schema structure for analysis.</w:t>
+      </w:r>
+    </w:p>
+    <w:p>
+      <w:pPr>
+        <w:widowControl/>
+        <w:spacing w:before="100" w:beforeAutospacing="1" w:after="100" w:afterAutospacing="1" w:line="240" w:lineRule="auto"/>
+        <w:rPr>
+          <w:sz w:val="24"/>
+          <w:szCs w:val="24"/>
+          <w:lang w:val="en-TR"/>
+        </w:rPr>
+      </w:pPr>
+      <w:r>
+        <w:rPr>
+          <w:sz w:val="24"/>
+          <w:szCs w:val="24"/>
+          <w:lang w:val="en-TR"/>
+        </w:rPr>
+        <w:t>The main challenge I faced was understanding the difference between the 3NF layer and the DM layer. I learned that the 3NF layer is designed to eliminate data redundancy and ensure consistency, while the DM layer is optimized for fast querying and analysis. They serve different purposes but work together.</w:t>
+      </w:r>
+    </w:p>
+    <w:p>
+      <w:pPr>
+        <w:widowControl/>
+        <w:spacing w:before="100" w:beforeAutospacing="1" w:after="100" w:afterAutospacing="1" w:line="240" w:lineRule="auto"/>
+        <w:rPr>
+          <w:sz w:val="24"/>
+          <w:szCs w:val="24"/>
+          <w:lang w:val="en-TR"/>
+        </w:rPr>
+      </w:pPr>
+      <w:r>
+        <w:rPr>
+          <w:sz w:val="24"/>
+          <w:szCs w:val="24"/>
+          <w:lang w:val="en-TR"/>
+        </w:rPr>
+        <w:t xml:space="preserve">Another thing I had to understand was why we rename the ID columns. In the CE_ tables we use </w:t>
+      </w:r>
+      <w:r>
+        <w:rPr>
+          <w:rFonts w:ascii="Courier New" w:hAnsi="Courier New" w:cs="Courier New"/>
+          <w:lang w:val="en-TR"/>
+        </w:rPr>
+        <w:t>CUSTOMER_ID</w:t>
+      </w:r>
+      <w:r>
+        <w:rPr>
+          <w:sz w:val="24"/>
+          <w:szCs w:val="24"/>
+          <w:lang w:val="en-TR"/>
+        </w:rPr>
+        <w:t xml:space="preserve">, but in the DIM_ tables it becomes </w:t>
+      </w:r>
+      <w:r>
+        <w:rPr>
+          <w:rFonts w:ascii="Courier New" w:hAnsi="Courier New" w:cs="Courier New"/>
+          <w:lang w:val="en-TR"/>
+        </w:rPr>
+        <w:t>CUSTOMER_SURR_ID</w:t>
+      </w:r>
+      <w:r>
+        <w:rPr>
+          <w:sz w:val="24"/>
+          <w:szCs w:val="24"/>
+          <w:lang w:val="en-TR"/>
+        </w:rPr>
+        <w:t>. I learned that the "SURR" prefix stands for Surrogate — making it clear that this is a system-generated key, not a natural key from the source.</w:t>
+      </w:r>
+    </w:p>
+    <w:p>
+      <w:pPr>
+        <w:widowControl/>
+        <w:spacing w:before="100" w:beforeAutospacing="1" w:after="100" w:afterAutospacing="1" w:line="240" w:lineRule="auto"/>
+        <w:rPr>
+          <w:sz w:val="24"/>
+          <w:szCs w:val="24"/>
+          <w:lang w:val="en-TR"/>
+        </w:rPr>
+      </w:pPr>
+      <w:r>
+        <w:rPr>
+          <w:sz w:val="24"/>
+          <w:szCs w:val="24"/>
+          <w:lang w:val="en-TR"/>
+        </w:rPr>
+        <w:t xml:space="preserve">I also learned about Dimension Roles and Aliasing — in our FCT_SALES_DD table, we have both </w:t>
+      </w:r>
+      <w:r>
+        <w:rPr>
+          <w:rFonts w:ascii="Courier New" w:hAnsi="Courier New" w:cs="Courier New"/>
+          <w:lang w:val="en-TR"/>
+        </w:rPr>
+        <w:t>ORDER_DATE_SURR_ID</w:t>
+      </w:r>
+      <w:r>
+        <w:rPr>
+          <w:sz w:val="24"/>
+          <w:szCs w:val="24"/>
+          <w:lang w:val="en-TR"/>
+        </w:rPr>
+        <w:t xml:space="preserve"> and </w:t>
+      </w:r>
+      <w:r>
+        <w:rPr>
+          <w:rFonts w:ascii="Courier New" w:hAnsi="Courier New" w:cs="Courier New"/>
+          <w:lang w:val="en-TR"/>
+        </w:rPr>
+        <w:t>SHIP_DATE_SURR_ID</w:t>
+      </w:r>
+      <w:r>
+        <w:rPr>
+          <w:sz w:val="24"/>
+          <w:szCs w:val="24"/>
+          <w:lang w:val="en-TR"/>
+        </w:rPr>
+        <w:t xml:space="preserve">, both referencing the same </w:t>
+      </w:r>
+      <w:r>
+        <w:rPr>
+          <w:rFonts w:ascii="Courier New" w:hAnsi="Courier New" w:cs="Courier New"/>
+          <w:lang w:val="en-TR"/>
+        </w:rPr>
+        <w:t>DIM_TIME_DAY</w:t>
+      </w:r>
+      <w:r>
+        <w:rPr>
+          <w:sz w:val="24"/>
+          <w:szCs w:val="24"/>
+          <w:lang w:val="en-TR"/>
+        </w:rPr>
+        <w:t xml:space="preserve"> table. This is called a Role-Playing Dimension, where one table serves multiple purposes.</w:t>
+      </w:r>
+    </w:p>
+    <w:p>
+      <w:pPr>
+        <w:widowControl/>
+        <w:spacing w:before="100" w:beforeAutospacing="1" w:after="100" w:afterAutospacing="1" w:line="240" w:lineRule="auto"/>
+        <w:rPr>
+          <w:sz w:val="24"/>
+          <w:szCs w:val="24"/>
+          <w:lang w:val="en-TR"/>
+        </w:rPr>
+      </w:pPr>
+      <w:r>
+        <w:rPr>
+          <w:sz w:val="24"/>
+          <w:szCs w:val="24"/>
+          <w:lang w:val="en-TR"/>
+        </w:rPr>
+        <w:t>The DIM_TIME_DAY table was a special case — I learned that this table is not loaded from source data like other dimensions. Instead, it is populated once with pre-generated date records, and the ETL process simply looks up the correct date key when loading the fact table.</w:t>
+      </w:r>
+    </w:p>
+    <w:p>
+      <w:pPr>
+        <w:widowControl/>
+        <w:spacing w:before="100" w:beforeAutospacing="1" w:after="100" w:afterAutospacing="1" w:line="240" w:lineRule="auto"/>
+        <w:rPr>
+          <w:sz w:val="24"/>
+          <w:szCs w:val="24"/>
+          <w:lang w:val="en-TR"/>
+        </w:rPr>
+      </w:pPr>
+      <w:r>
+        <w:rPr>
+          <w:b/>
+          <w:bCs/>
+          <w:sz w:val="24"/>
+          <w:szCs w:val="24"/>
+          <w:lang w:val="en-TR"/>
+        </w:rPr>
+        <w:t>3.2 DM Model</w:t>
+      </w:r>
+    </w:p>
+    <w:p>
+      <w:pPr>
+        <w:widowControl/>
+        <w:spacing w:before="100" w:beforeAutospacing="1" w:after="100" w:afterAutospacing="1" w:line="240" w:lineRule="auto"/>
+        <w:rPr>
+          <w:i/>
+          <w:iCs/>
+          <w:sz w:val="24"/>
+          <w:szCs w:val="24"/>
+          <w:lang w:val="en-TR"/>
+        </w:rPr>
+      </w:pPr>
+      <w:r>
+        <w:rPr>
+          <w:i/>
+          <w:iCs/>
+          <w:noProof/>
+          <w:sz w:val="24"/>
+          <w:szCs w:val="24"/>
+          <w:lang w:val="en-TR"/>
+        </w:rPr>
+        <w:lastRenderedPageBreak/>
+        <w:drawing>
+          <wp:inline distT="0" distB="0" distL="0" distR="0" wp14:anchorId="011701F3" wp14:editId="7975F001">
+            <wp:extent cx="5941695" cy="5456555"/>
+            <wp:effectExtent l="0" t="0" r="1905" b="4445"/>
+            <wp:docPr id="1908597479" name="Picture 5" descr="A screenshot of a computer&#10;&#10;AI-generated content may be incorrect."/>
+            <wp:cNvGraphicFramePr>
+              <a:graphicFrameLocks xmlns:a="http://schemas.openxmlformats.org/drawingml/2006/main" noChangeAspect="1"/>
+            </wp:cNvGraphicFramePr>
+            <a:graphic xmlns:a="http://schemas.openxmlformats.org/drawingml/2006/main">
+              <a:graphicData uri="http://schemas.openxmlformats.org/drawingml/2006/picture">
+                <pic:pic xmlns:pic="http://schemas.openxmlformats.org/drawingml/2006/picture">
+                  <pic:nvPicPr>
+                    <pic:cNvPr id="1908597479" name="Picture 5" descr="A screenshot of a computer&#10;&#10;AI-generated content may be incorrect."/>
+                    <pic:cNvPicPr/>
+                  </pic:nvPicPr>
+                  <pic:blipFill>
+                    <a:blip r:embed="rId13" cstate="print">
+                      <a:extLst>
+                        <a:ext uri="{28A0092B-C50C-407E-A947-70E740481C1C}">
+                          <a14:useLocalDpi xmlns:a14="http://schemas.microsoft.com/office/drawing/2010/main" val="0"/>
+                        </a:ext>
+                      </a:extLst>
+                    </a:blip>
+                    <a:stretch>
+                      <a:fillRect/>
+                    </a:stretch>
+                  </pic:blipFill>
+                  <pic:spPr>
+                    <a:xfrm>
+                      <a:off x="0" y="0"/>
+                      <a:ext cx="5941695" cy="5456555"/>
+                    </a:xfrm>
+                    <a:prstGeom prst="rect">
+                      <a:avLst/>
+                    </a:prstGeom>
+                  </pic:spPr>
+                </pic:pic>
+              </a:graphicData>
+            </a:graphic>
+          </wp:inline>
+        </w:drawing>
+      </w:r>
+    </w:p>
+    <w:p>
+      <w:pPr>
+        <w:widowControl/>
+        <w:spacing w:before="100" w:beforeAutospacing="1" w:after="100" w:afterAutospacing="1" w:line="240" w:lineRule="auto"/>
+        <w:rPr>
+          <w:sz w:val="24"/>
+          <w:szCs w:val="24"/>
+          <w:lang w:val="en-TR"/>
+        </w:rPr>
+      </w:pPr>
+      <w:r>
+        <w:rPr>
+          <w:b/>
+          <w:bCs/>
+          <w:sz w:val="24"/>
+          <w:szCs w:val="24"/>
+          <w:lang w:val="en-TR"/>
+        </w:rPr>
+        <w:t>3.3 Metrics Description</w:t>
+      </w:r>
+    </w:p>
+    <w:p>
+      <w:pPr>
+        <w:widowControl/>
+        <w:spacing w:before="100" w:beforeAutospacing="1" w:after="100" w:afterAutospacing="1" w:line="240" w:lineRule="auto"/>
+        <w:rPr>
+          <w:sz w:val="24"/>
+          <w:szCs w:val="24"/>
+          <w:lang w:val="en-TR"/>
+        </w:rPr>
+      </w:pPr>
+      <w:r>
+        <w:rPr>
+          <w:sz w:val="24"/>
+          <w:szCs w:val="24"/>
+          <w:lang w:val="en-TR"/>
+        </w:rPr>
+        <w:t>The FCT_SALES_DD fact table contains the following metrics:</w:t>
+      </w:r>
+    </w:p>
+    <w:tbl>
+      <w:tblPr>
+        <w:tblW w:w="0" w:type="auto"/>
+        <w:tblCellSpacing w:w="15" w:type="dxa"/>
+        <w:tblCellMar>
+          <w:top w:w="15" w:type="dxa"/>
+          <w:left w:w="15" w:type="dxa"/>
+          <w:bottom w:w="15" w:type="dxa"/>
+          <w:right w:w="15" w:type="dxa"/>
+        </w:tblCellMar>
+        <w:tblLook w:val="04A0" w:firstRow="1" w:lastRow="0" w:firstColumn="1" w:lastColumn="0" w:noHBand="0" w:noVBand="1"/>
+      </w:tblPr>
+      <w:tblGrid>
+        <w:gridCol w:w="1756"/>
+        <w:gridCol w:w="6386"/>
+        <w:gridCol w:w="1215"/>
+      </w:tblGrid>
+      <w:tr>
+        <w:trPr>
+          <w:tblHeader/>
+          <w:tblCellSpacing w:w="15" w:type="dxa"/>
+        </w:trPr>
+        <w:tc>
+          <w:tcPr>
+            <w:tcW w:w="0" w:type="auto"/>
+            <w:vAlign w:val="center"/>
+            <w:hideMark/>
+          </w:tcPr>
+          <w:p>
+            <w:pPr>
+              <w:widowControl/>
+              <w:spacing w:line="240" w:lineRule="auto"/>
+              <w:jc w:val="center"/>
+              <w:rPr>
+                <w:b/>
+                <w:bCs/>
+                <w:sz w:val="24"/>
+                <w:szCs w:val="24"/>
+                <w:lang w:val="en-TR"/>
+              </w:rPr>
+            </w:pPr>
+            <w:r>
+              <w:rPr>
+                <w:b/>
+                <w:bCs/>
+                <w:sz w:val="24"/>
+                <w:szCs w:val="24"/>
+                <w:lang w:val="en-TR"/>
+              </w:rPr>
+              <w:t>Metric</w:t>
+            </w:r>
+          </w:p>
+        </w:tc>
+        <w:tc>
+          <w:tcPr>
+            <w:tcW w:w="0" w:type="auto"/>
+            <w:vAlign w:val="center"/>
+            <w:hideMark/>
+          </w:tcPr>
+          <w:p>
+            <w:pPr>
+              <w:widowControl/>
+              <w:spacing w:line="240" w:lineRule="auto"/>
+              <w:jc w:val="center"/>
+              <w:rPr>
+                <w:b/>
+                <w:bCs/>
+                <w:sz w:val="24"/>
+                <w:szCs w:val="24"/>
+                <w:lang w:val="en-TR"/>
+              </w:rPr>
+            </w:pPr>
+            <w:r>
+              <w:rPr>
+                <w:b/>
+                <w:bCs/>
+                <w:sz w:val="24"/>
+                <w:szCs w:val="24"/>
+                <w:lang w:val="en-TR"/>
+              </w:rPr>
+              <w:t>Description</w:t>
+            </w:r>
+          </w:p>
+        </w:tc>
+        <w:tc>
+          <w:tcPr>
+            <w:tcW w:w="0" w:type="auto"/>
+            <w:vAlign w:val="center"/>
+            <w:hideMark/>
+          </w:tcPr>
+          <w:p>
+            <w:pPr>
+              <w:widowControl/>
+              <w:spacing w:line="240" w:lineRule="auto"/>
+              <w:jc w:val="center"/>
+              <w:rPr>
+                <w:b/>
+                <w:bCs/>
+                <w:sz w:val="24"/>
+                <w:szCs w:val="24"/>
+                <w:lang w:val="en-TR"/>
+              </w:rPr>
+            </w:pPr>
+            <w:r>
+              <w:rPr>
+                <w:b/>
+                <w:bCs/>
+                <w:sz w:val="24"/>
+                <w:szCs w:val="24"/>
+                <w:lang w:val="en-TR"/>
+              </w:rPr>
+              <w:t>Type</w:t>
+            </w:r>
+          </w:p>
+        </w:tc>
+      </w:tr>
+      <w:tr>
+        <w:trPr>
+          <w:tblCellSpacing w:w="15" w:type="dxa"/>
+        </w:trPr>
+        <w:tc>
+          <w:tcPr>
+            <w:tcW w:w="0" w:type="auto"/>
+            <w:vAlign w:val="center"/>
+            <w:hideMark/>
+          </w:tcPr>
+          <w:p>
+            <w:pPr>
+              <w:widowControl/>
+              <w:spacing w:line="240" w:lineRule="auto"/>
+              <w:rPr>
+                <w:sz w:val="24"/>
+                <w:szCs w:val="24"/>
+                <w:lang w:val="en-TR"/>
+              </w:rPr>
+            </w:pPr>
+            <w:r>
+              <w:rPr>
+                <w:sz w:val="24"/>
+                <w:szCs w:val="24"/>
+                <w:lang w:val="en-TR"/>
+              </w:rPr>
+              <w:t>SALES</w:t>
+            </w:r>
+          </w:p>
+        </w:tc>
+        <w:tc>
+          <w:tcPr>
+            <w:tcW w:w="0" w:type="auto"/>
+            <w:vAlign w:val="center"/>
+            <w:hideMark/>
+          </w:tcPr>
+          <w:p>
+            <w:pPr>
+              <w:widowControl/>
+              <w:spacing w:line="240" w:lineRule="auto"/>
+              <w:rPr>
+                <w:sz w:val="24"/>
+                <w:szCs w:val="24"/>
+                <w:lang w:val="en-TR"/>
+              </w:rPr>
+            </w:pPr>
+            <w:r>
+              <w:rPr>
+                <w:sz w:val="24"/>
+                <w:szCs w:val="24"/>
+                <w:lang w:val="en-TR"/>
+              </w:rPr>
+              <w:t>Total sales amount for the transaction</w:t>
+            </w:r>
+          </w:p>
+        </w:tc>
+        <w:tc>
+          <w:tcPr>
+            <w:tcW w:w="0" w:type="auto"/>
+            <w:vAlign w:val="center"/>
+            <w:hideMark/>
+          </w:tcPr>
+          <w:p>
+            <w:pPr>
+              <w:widowControl/>
+              <w:spacing w:line="240" w:lineRule="auto"/>
+              <w:rPr>
+                <w:sz w:val="24"/>
+                <w:szCs w:val="24"/>
+                <w:lang w:val="en-TR"/>
+              </w:rPr>
+            </w:pPr>
+            <w:r>
+              <w:rPr>
+                <w:sz w:val="24"/>
+                <w:szCs w:val="24"/>
+                <w:lang w:val="en-TR"/>
+              </w:rPr>
+              <w:t>Additive</w:t>
+            </w:r>
+          </w:p>
+        </w:tc>
+      </w:tr>
+      <w:tr>
+        <w:trPr>
+          <w:tblCellSpacing w:w="15" w:type="dxa"/>
+        </w:trPr>
+        <w:tc>
+          <w:tcPr>
+            <w:tcW w:w="0" w:type="auto"/>
+            <w:vAlign w:val="center"/>
+            <w:hideMark/>
+          </w:tcPr>
+          <w:p>
+            <w:pPr>
+              <w:widowControl/>
+              <w:spacing w:line="240" w:lineRule="auto"/>
+              <w:rPr>
+                <w:sz w:val="24"/>
+                <w:szCs w:val="24"/>
+                <w:lang w:val="en-TR"/>
+              </w:rPr>
+            </w:pPr>
+            <w:r>
+              <w:rPr>
+                <w:sz w:val="24"/>
+                <w:szCs w:val="24"/>
+                <w:lang w:val="en-TR"/>
+              </w:rPr>
+              <w:t>QUANTITY</w:t>
+            </w:r>
+          </w:p>
+        </w:tc>
+        <w:tc>
+          <w:tcPr>
+            <w:tcW w:w="0" w:type="auto"/>
+            <w:vAlign w:val="center"/>
+            <w:hideMark/>
+          </w:tcPr>
+          <w:p>
+            <w:pPr>
+              <w:widowControl/>
+              <w:spacing w:line="240" w:lineRule="auto"/>
+              <w:rPr>
+                <w:sz w:val="24"/>
+                <w:szCs w:val="24"/>
+                <w:lang w:val="en-TR"/>
+              </w:rPr>
+            </w:pPr>
+            <w:r>
+              <w:rPr>
+                <w:sz w:val="24"/>
+                <w:szCs w:val="24"/>
+                <w:lang w:val="en-TR"/>
+              </w:rPr>
+              <w:t>Number of units sold</w:t>
+            </w:r>
+          </w:p>
+        </w:tc>
+        <w:tc>
+          <w:tcPr>
+            <w:tcW w:w="0" w:type="auto"/>
+            <w:vAlign w:val="center"/>
+            <w:hideMark/>
+          </w:tcPr>
+          <w:p>
+            <w:pPr>
+              <w:widowControl/>
+              <w:spacing w:line="240" w:lineRule="auto"/>
+              <w:rPr>
+                <w:sz w:val="24"/>
+                <w:szCs w:val="24"/>
+                <w:lang w:val="en-TR"/>
+              </w:rPr>
+            </w:pPr>
+            <w:r>
+              <w:rPr>
+                <w:sz w:val="24"/>
+                <w:szCs w:val="24"/>
+                <w:lang w:val="en-TR"/>
+              </w:rPr>
+              <w:t>Additive</w:t>
+            </w:r>
+          </w:p>
+        </w:tc>
+      </w:tr>
+      <w:tr>
+        <w:trPr>
+          <w:tblCellSpacing w:w="15" w:type="dxa"/>
+        </w:trPr>
+        <w:tc>
+          <w:tcPr>
+            <w:tcW w:w="0" w:type="auto"/>
+            <w:vAlign w:val="center"/>
+            <w:hideMark/>
+          </w:tcPr>
+          <w:p>
+            <w:pPr>
+              <w:widowControl/>
+              <w:spacing w:line="240" w:lineRule="auto"/>
+              <w:rPr>
+                <w:sz w:val="24"/>
+                <w:szCs w:val="24"/>
+                <w:lang w:val="en-TR"/>
+              </w:rPr>
+            </w:pPr>
+            <w:r>
+              <w:rPr>
+                <w:sz w:val="24"/>
+                <w:szCs w:val="24"/>
+                <w:lang w:val="en-TR"/>
+              </w:rPr>
+              <w:t>DISCOUNT</w:t>
+            </w:r>
+          </w:p>
+        </w:tc>
+        <w:tc>
+          <w:tcPr>
+            <w:tcW w:w="0" w:type="auto"/>
+            <w:vAlign w:val="center"/>
+            <w:hideMark/>
+          </w:tcPr>
+          <w:p>
+            <w:pPr>
+              <w:widowControl/>
+              <w:spacing w:line="240" w:lineRule="auto"/>
+              <w:rPr>
+                <w:sz w:val="24"/>
+                <w:szCs w:val="24"/>
+                <w:lang w:val="en-TR"/>
+              </w:rPr>
+            </w:pPr>
+            <w:r>
+              <w:rPr>
+                <w:sz w:val="24"/>
+                <w:szCs w:val="24"/>
+                <w:lang w:val="en-TR"/>
+              </w:rPr>
+              <w:t>Discount rate applied to the transaction</w:t>
+            </w:r>
+          </w:p>
+        </w:tc>
+        <w:tc>
+          <w:tcPr>
+            <w:tcW w:w="0" w:type="auto"/>
+            <w:vAlign w:val="center"/>
+            <w:hideMark/>
+          </w:tcPr>
+          <w:p>
+            <w:pPr>
+              <w:widowControl/>
+              <w:spacing w:line="240" w:lineRule="auto"/>
+              <w:rPr>
+                <w:sz w:val="24"/>
+                <w:szCs w:val="24"/>
+                <w:lang w:val="en-TR"/>
+              </w:rPr>
+            </w:pPr>
+            <w:r>
+              <w:rPr>
+                <w:sz w:val="24"/>
+                <w:szCs w:val="24"/>
+                <w:lang w:val="en-TR"/>
+              </w:rPr>
+              <w:t>Non-Additive</w:t>
+            </w:r>
+          </w:p>
+        </w:tc>
+      </w:tr>
+      <w:tr>
+        <w:trPr>
+          <w:tblCellSpacing w:w="15" w:type="dxa"/>
+        </w:trPr>
+        <w:tc>
+          <w:tcPr>
+            <w:tcW w:w="0" w:type="auto"/>
+            <w:vAlign w:val="center"/>
+            <w:hideMark/>
+          </w:tcPr>
+          <w:p>
+            <w:pPr>
+              <w:widowControl/>
+              <w:spacing w:line="240" w:lineRule="auto"/>
+              <w:rPr>
+                <w:sz w:val="24"/>
+                <w:szCs w:val="24"/>
+                <w:lang w:val="en-TR"/>
+              </w:rPr>
+            </w:pPr>
+            <w:r>
+              <w:rPr>
+                <w:sz w:val="24"/>
+                <w:szCs w:val="24"/>
+                <w:lang w:val="en-TR"/>
+              </w:rPr>
+              <w:t>PROFIT</w:t>
+            </w:r>
+          </w:p>
+        </w:tc>
+        <w:tc>
+          <w:tcPr>
+            <w:tcW w:w="0" w:type="auto"/>
+            <w:vAlign w:val="center"/>
+            <w:hideMark/>
+          </w:tcPr>
+          <w:p>
+            <w:pPr>
+              <w:widowControl/>
+              <w:spacing w:line="240" w:lineRule="auto"/>
+              <w:rPr>
+                <w:sz w:val="24"/>
+                <w:szCs w:val="24"/>
+                <w:lang w:val="en-TR"/>
+              </w:rPr>
+            </w:pPr>
+            <w:r>
+              <w:rPr>
+                <w:sz w:val="24"/>
+                <w:szCs w:val="24"/>
+                <w:lang w:val="en-TR"/>
+              </w:rPr>
+              <w:t>Profit generated from the transaction</w:t>
+            </w:r>
+          </w:p>
+        </w:tc>
+        <w:tc>
+          <w:tcPr>
+            <w:tcW w:w="0" w:type="auto"/>
+            <w:vAlign w:val="center"/>
+            <w:hideMark/>
+          </w:tcPr>
+          <w:p>
+            <w:pPr>
+              <w:widowControl/>
+              <w:spacing w:line="240" w:lineRule="auto"/>
+              <w:rPr>
+                <w:sz w:val="24"/>
+                <w:szCs w:val="24"/>
+                <w:lang w:val="en-TR"/>
+              </w:rPr>
+            </w:pPr>
+            <w:r>
+              <w:rPr>
+                <w:sz w:val="24"/>
+                <w:szCs w:val="24"/>
+                <w:lang w:val="en-TR"/>
+              </w:rPr>
+              <w:t>Additive</w:t>
+            </w:r>
+          </w:p>
+        </w:tc>
+      </w:tr>
+      <w:tr>
+        <w:trPr>
+          <w:tblCellSpacing w:w="15" w:type="dxa"/>
+        </w:trPr>
+        <w:tc>
+          <w:tcPr>
+            <w:tcW w:w="0" w:type="auto"/>
+            <w:vAlign w:val="center"/>
+            <w:hideMark/>
+          </w:tcPr>
+          <w:p>
+            <w:pPr>
+              <w:widowControl/>
+              <w:spacing w:line="240" w:lineRule="auto"/>
+              <w:rPr>
+                <w:sz w:val="24"/>
+                <w:szCs w:val="24"/>
+                <w:lang w:val="en-TR"/>
+              </w:rPr>
+            </w:pPr>
+            <w:r>
+              <w:rPr>
+                <w:sz w:val="24"/>
+                <w:szCs w:val="24"/>
+                <w:lang w:val="en-TR"/>
+              </w:rPr>
+              <w:t>PROFIT_RATIO</w:t>
+            </w:r>
+          </w:p>
+        </w:tc>
+        <w:tc>
+          <w:tcPr>
+            <w:tcW w:w="0" w:type="auto"/>
+            <w:vAlign w:val="center"/>
+            <w:hideMark/>
+          </w:tcPr>
+          <w:p>
+            <w:pPr>
+              <w:widowControl/>
+              <w:spacing w:line="240" w:lineRule="auto"/>
+              <w:rPr>
+                <w:sz w:val="24"/>
+                <w:szCs w:val="24"/>
+                <w:lang w:val="en-TR"/>
+              </w:rPr>
+            </w:pPr>
+            <w:r>
+              <w:rPr>
+                <w:sz w:val="24"/>
+                <w:szCs w:val="24"/>
+                <w:lang w:val="en-TR"/>
+              </w:rPr>
+              <w:t>Calculated metric: PROFIT / SALES — represents the profit margin percentage for each transaction</w:t>
+            </w:r>
+          </w:p>
+        </w:tc>
+        <w:tc>
+          <w:tcPr>
+            <w:tcW w:w="0" w:type="auto"/>
+            <w:vAlign w:val="center"/>
+            <w:hideMark/>
+          </w:tcPr>
+          <w:p>
+            <w:pPr>
+              <w:widowControl/>
+              <w:spacing w:line="240" w:lineRule="auto"/>
+              <w:rPr>
+                <w:sz w:val="24"/>
+                <w:szCs w:val="24"/>
+                <w:lang w:val="en-TR"/>
+              </w:rPr>
+            </w:pPr>
+            <w:r>
+              <w:rPr>
+                <w:sz w:val="24"/>
+                <w:szCs w:val="24"/>
+                <w:lang w:val="en-TR"/>
+              </w:rPr>
+              <w:t>Non-Additive</w:t>
+            </w:r>
+          </w:p>
+        </w:tc>
+      </w:tr>
+    </w:tbl>
+    <w:p>
+      <w:pPr>
+        <w:widowControl/>
+        <w:spacing w:before="100" w:beforeAutospacing="1" w:after="100" w:afterAutospacing="1" w:line="240" w:lineRule="auto"/>
+        <w:rPr>
+          <w:sz w:val="24"/>
+          <w:szCs w:val="24"/>
+          <w:lang w:val="en-TR"/>
+        </w:rPr>
+      </w:pPr>
+      <w:r>
+        <w:rPr>
+          <w:sz w:val="24"/>
+          <w:szCs w:val="24"/>
+          <w:lang w:val="en-TR"/>
+        </w:rPr>
+        <w:t xml:space="preserve">The </w:t>
+      </w:r>
+      <w:r>
+        <w:rPr>
+          <w:rFonts w:ascii="Courier New" w:hAnsi="Courier New" w:cs="Courier New"/>
+          <w:lang w:val="en-TR"/>
+        </w:rPr>
+        <w:t>PROFIT_RATIO</w:t>
+      </w:r>
+      <w:r>
+        <w:rPr>
+          <w:sz w:val="24"/>
+          <w:szCs w:val="24"/>
+          <w:lang w:val="en-TR"/>
+        </w:rPr>
+        <w:t xml:space="preserve"> is a calculated metric added to provide direct insight into profitability per transaction without requiring manual calculation at query time. Since it is a ratio, it is Non-Additive — it cannot be summed across transactions, but can be averaged.</w:t>
+      </w:r>
+    </w:p>
+    <w:p>
+      <w:pPr>
+        <w:pStyle w:val="BodyText"/>
+      </w:pPr>
     </w:p>
     <w:p>
       <w:pPr>
@@ -8507,9 +9395,9 @@
       </w:pPr>
     </w:p>
     <w:sectPr>
-      <w:headerReference w:type="default" r:id="rId13"/>
-      <w:footerReference w:type="default" r:id="rId14"/>
-      <w:footerReference w:type="first" r:id="rId15"/>
+      <w:headerReference w:type="default" r:id="rId14"/>
+      <w:footerReference w:type="default" r:id="rId15"/>
+      <w:footerReference w:type="first" r:id="rId16"/>
       <w:pgSz w:w="11909" w:h="16834" w:code="9"/>
       <w:pgMar w:top="1134" w:right="851" w:bottom="1134" w:left="1134" w:header="720" w:footer="720" w:gutter="567"/>
       <w:cols w:space="720"/>
@@ -12295,6 +13183,30 @@
       <w:bCs/>
     </w:rPr>
   </w:style>
+  <w:style w:type="character" w:styleId="HTMLCode">
+    <w:name w:val="HTML Code"/>
+    <w:basedOn w:val="DefaultParagraphFont"/>
+    <w:uiPriority w:val="99"/>
+    <w:semiHidden/>
+    <w:unhideWhenUsed/>
+    <w:rsid w:val="00E172F9"/>
+    <w:rPr>
+      <w:rFonts w:ascii="Courier New" w:eastAsia="Times New Roman" w:hAnsi="Courier New" w:cs="Courier New"/>
+      <w:sz w:val="20"/>
+      <w:szCs w:val="20"/>
+    </w:rPr>
+  </w:style>
+  <w:style w:type="character" w:styleId="Emphasis">
+    <w:name w:val="Emphasis"/>
+    <w:basedOn w:val="DefaultParagraphFont"/>
+    <w:uiPriority w:val="20"/>
+    <w:qFormat/>
+    <w:rsid w:val="00E172F9"/>
+    <w:rPr>
+      <w:i/>
+      <w:iCs/>
+    </w:rPr>
+  </w:style>
 </w:styles>
 </file>
 
@@ -12594,17 +13506,6 @@
 </file>
 
 <file path=customXml/item1.xml><?xml version="1.0" encoding="utf-8"?>
-<p:properties xmlns:p="http://schemas.microsoft.com/office/2006/metadata/properties" xmlns:xsi="http://www.w3.org/2001/XMLSchema-instance" xmlns:pc="http://schemas.microsoft.com/office/infopath/2007/PartnerControls">
-  <documentManagement>
-    <TaxCatchAll xmlns="8e97eb6d-05fd-40ee-a6f0-a005700ae729" xsi:nil="true"/>
-    <lcf76f155ced4ddcb4097134ff3c332f xmlns="9ddee0d5-c530-4e53-a8a8-fd38f864669f">
-      <Terms xmlns="http://schemas.microsoft.com/office/infopath/2007/PartnerControls"/>
-    </lcf76f155ced4ddcb4097134ff3c332f>
-  </documentManagement>
-</p:properties>
-</file>
-
-<file path=customXml/item2.xml><?xml version="1.0" encoding="utf-8"?>
 <ct:contentTypeSchema xmlns:ct="http://schemas.microsoft.com/office/2006/metadata/contentType" xmlns:ma="http://schemas.microsoft.com/office/2006/metadata/properties/metaAttributes" ct:_="" ma:_="" ma:contentTypeName="Document" ma:contentTypeID="0x0101002028A0E13713234E97B38ACBEA61DE7B" ma:contentTypeVersion="14" ma:contentTypeDescription="Create a new document." ma:contentTypeScope="" ma:versionID="ad7affffa003b2c68aeb3fc35776ada3">
   <xsd:schema xmlns:xsd="http://www.w3.org/2001/XMLSchema" xmlns:xs="http://www.w3.org/2001/XMLSchema" xmlns:p="http://schemas.microsoft.com/office/2006/metadata/properties" xmlns:ns2="9ddee0d5-c530-4e53-a8a8-fd38f864669f" xmlns:ns3="8e97eb6d-05fd-40ee-a6f0-a005700ae729" targetNamespace="http://schemas.microsoft.com/office/2006/metadata/properties" ma:root="true" ma:fieldsID="5b541f8b321724dddbaa3bf306ef8032" ns2:_="" ns3:_="">
     <xsd:import namespace="9ddee0d5-c530-4e53-a8a8-fd38f864669f"/>
@@ -12833,6 +13734,17 @@
 </ct:contentTypeSchema>
 </file>
 
+<file path=customXml/item2.xml><?xml version="1.0" encoding="utf-8"?>
+<p:properties xmlns:p="http://schemas.microsoft.com/office/2006/metadata/properties" xmlns:xsi="http://www.w3.org/2001/XMLSchema-instance" xmlns:pc="http://schemas.microsoft.com/office/infopath/2007/PartnerControls">
+  <documentManagement>
+    <TaxCatchAll xmlns="8e97eb6d-05fd-40ee-a6f0-a005700ae729" xsi:nil="true"/>
+    <lcf76f155ced4ddcb4097134ff3c332f xmlns="9ddee0d5-c530-4e53-a8a8-fd38f864669f">
+      <Terms xmlns="http://schemas.microsoft.com/office/infopath/2007/PartnerControls"/>
+    </lcf76f155ced4ddcb4097134ff3c332f>
+  </documentManagement>
+</p:properties>
+</file>
+
 <file path=customXml/item3.xml><?xml version="1.0" encoding="utf-8"?>
 <?mso-contentType ?>
 <FormTemplates xmlns="http://schemas.microsoft.com/sharepoint/v3/contenttype/forms">
@@ -12843,17 +13755,6 @@
 </file>
 
 <file path=customXml/itemProps1.xml><?xml version="1.0" encoding="utf-8"?>
-<ds:datastoreItem xmlns:ds="http://schemas.openxmlformats.org/officeDocument/2006/customXml" ds:itemID="{E4B4D352-B35B-4B3A-95D2-902933709BD2}">
-  <ds:schemaRefs>
-    <ds:schemaRef ds:uri="http://schemas.microsoft.com/office/2006/metadata/properties"/>
-    <ds:schemaRef ds:uri="http://schemas.microsoft.com/office/infopath/2007/PartnerControls"/>
-    <ds:schemaRef ds:uri="8e97eb6d-05fd-40ee-a6f0-a005700ae729"/>
-    <ds:schemaRef ds:uri="9ddee0d5-c530-4e53-a8a8-fd38f864669f"/>
-  </ds:schemaRefs>
-</ds:datastoreItem>
-</file>
-
-<file path=customXml/itemProps2.xml><?xml version="1.0" encoding="utf-8"?>
 <ds:datastoreItem xmlns:ds="http://schemas.openxmlformats.org/officeDocument/2006/customXml" ds:itemID="{480539C0-20CB-4CBE-A693-1BD4D949FCF1}">
   <ds:schemaRefs>
     <ds:schemaRef ds:uri="http://schemas.microsoft.com/office/2006/metadata/contentType"/>
@@ -12872,6 +13773,17 @@
 </ds:datastoreItem>
 </file>
 
+<file path=customXml/itemProps2.xml><?xml version="1.0" encoding="utf-8"?>
+<ds:datastoreItem xmlns:ds="http://schemas.openxmlformats.org/officeDocument/2006/customXml" ds:itemID="{E4B4D352-B35B-4B3A-95D2-902933709BD2}">
+  <ds:schemaRefs>
+    <ds:schemaRef ds:uri="http://schemas.microsoft.com/office/2006/metadata/properties"/>
+    <ds:schemaRef ds:uri="http://schemas.microsoft.com/office/infopath/2007/PartnerControls"/>
+    <ds:schemaRef ds:uri="8e97eb6d-05fd-40ee-a6f0-a005700ae729"/>
+    <ds:schemaRef ds:uri="9ddee0d5-c530-4e53-a8a8-fd38f864669f"/>
+  </ds:schemaRefs>
+</ds:datastoreItem>
+</file>
+
 <file path=customXml/itemProps3.xml><?xml version="1.0" encoding="utf-8"?>
 <ds:datastoreItem xmlns:ds="http://schemas.openxmlformats.org/officeDocument/2006/customXml" ds:itemID="{CEAD825D-2413-46BA-BB1F-DCE637B19B0C}">
   <ds:schemaRefs>
